--- a/TerminatedCreditNote.docx
+++ b/TerminatedCreditNote.docx
@@ -76,7 +76,6 @@
                       </w:tcBorders>
                     </w:tcPr>
                     <w:p>
-                      <w:proofErr w:type="spellStart"/>
                       <w:r>
                         <w:rPr>
                           <w:b/>
@@ -86,7 +85,6 @@
                         </w:rPr>
                         <w:t>CompanyName</w:t>
                       </w:r>
-                      <w:proofErr w:type="spellEnd"/>
                     </w:p>
                   </w:tc>
                 </w:sdtContent>
@@ -149,11 +147,9 @@
                       </w:tcBorders>
                     </w:tcPr>
                     <w:p>
-                      <w:proofErr w:type="spellStart"/>
                       <w:r>
                         <w:t>CompanyAddress</w:t>
                       </w:r>
-                      <w:proofErr w:type="spellEnd"/>
                     </w:p>
                   </w:tc>
                 </w:sdtContent>
@@ -261,11 +257,9 @@
                       <w:text/>
                     </w:sdtPr>
                     <w:sdtContent>
-                      <w:proofErr w:type="spellStart"/>
                       <w:r>
                         <w:t>CompanyCity</w:t>
                       </w:r>
-                      <w:proofErr w:type="spellEnd"/>
                     </w:sdtContent>
                   </w:sdt>
                   <w:r>
@@ -283,11 +277,9 @@
                       <w:text/>
                     </w:sdtPr>
                     <w:sdtContent>
-                      <w:proofErr w:type="spellStart"/>
                       <w:r>
                         <w:t>CompanyPostcode</w:t>
                       </w:r>
-                      <w:proofErr w:type="spellEnd"/>
                     </w:sdtContent>
                   </w:sdt>
                   <w:r>
@@ -305,11 +297,9 @@
                       <w:text/>
                     </w:sdtPr>
                     <w:sdtContent>
-                      <w:proofErr w:type="spellStart"/>
                       <w:r>
                         <w:t>CompanyCountry</w:t>
                       </w:r>
-                      <w:proofErr w:type="spellEnd"/>
                     </w:sdtContent>
                   </w:sdt>
                 </w:p>
@@ -359,11 +349,9 @@
                       <w:text/>
                     </w:sdtPr>
                     <w:sdtContent>
-                      <w:proofErr w:type="spellStart"/>
                       <w:r>
                         <w:t>CompanyPhone</w:t>
                       </w:r>
-                      <w:proofErr w:type="spellEnd"/>
                     </w:sdtContent>
                   </w:sdt>
                 </w:p>
@@ -413,11 +401,9 @@
                       <w:text/>
                     </w:sdtPr>
                     <w:sdtContent>
-                      <w:proofErr w:type="spellStart"/>
                       <w:r>
                         <w:t>CompanyEmail</w:t>
                       </w:r>
-                      <w:proofErr w:type="spellEnd"/>
                     </w:sdtContent>
                   </w:sdt>
                 </w:p>
@@ -467,11 +453,9 @@
                       <w:text/>
                     </w:sdtPr>
                     <w:sdtContent>
-                      <w:proofErr w:type="spellStart"/>
                       <w:r>
                         <w:t>CompanyTRN</w:t>
                       </w:r>
-                      <w:proofErr w:type="spellEnd"/>
                     </w:sdtContent>
                   </w:sdt>
                 </w:p>
@@ -524,23 +508,18 @@
                   </w:r>
                   <w:sdt>
                     <w:sdtPr>
-                      <w:id w:val="-2007810581"/>
+                      <w:alias w:val="#Nav: /CreditNote/Credit_Note_No_"/>
+                      <w:tag w:val="#Nav: Terminated_Credit_Note/50117"/>
+                      <w:id w:val="455760983"/>
                       <w:placeholder>
                         <w:docPart w:val="DefaultPlaceholder_-1854013440"/>
                       </w:placeholder>
                       <w:dataBinding w:prefixMappings="xmlns:ns0='urn:microsoft-dynamics-nav/reports/Terminated_Credit_Note/50117/'" w:xpath="/ns0:NavWordReportXmlPart[1]/ns0:CreditNote[1]/ns0:Credit_Note_No_[1]" w:storeItemID="{9366FD7D-A5AF-457C-ABE7-51420E07DC3A}"/>
                       <w:text/>
-                      <w:alias w:val="#Nav: /CreditNote/Credit_Note_No_"/>
-                      <w:tag w:val="#Nav: Terminated_Credit_Note/50117"/>
                     </w:sdtPr>
                     <w:sdtContent>
-                      <w:proofErr w:type="spellStart"/>
                       <w:r>
-                        <w:t>Credit_Note_No</w:t>
-                      </w:r>
-                      <w:proofErr w:type="spellEnd"/>
-                      <w:r>
-                        <w:t>_</w:t>
+                        <w:t>Credit_Note_No_</w:t>
                       </w:r>
                     </w:sdtContent>
                   </w:sdt>
@@ -598,11 +577,9 @@
                       <w:text/>
                     </w:sdtPr>
                     <w:sdtContent>
-                      <w:proofErr w:type="spellStart"/>
                       <w:r>
                         <w:t>CurrentDate</w:t>
                       </w:r>
-                      <w:proofErr w:type="spellEnd"/>
                     </w:sdtContent>
                   </w:sdt>
                 </w:p>
@@ -686,7 +663,7 @@
                 <w:sdtPr>
                   <w:alias w:val="#Nav: /CreditNote/Customer/Name"/>
                   <w:tag w:val="#Nav: Terminated_Credit_Note/50117"/>
-                  <w:id w:val="1298643475"/>
+                  <w:id w:val="1346833182"/>
                   <w:placeholder>
                     <w:docPart w:val="DefaultPlaceholder_-1854013440"/>
                   </w:placeholder>
@@ -726,7 +703,7 @@
                     <w:sdtPr>
                       <w:alias w:val="#Nav: /CreditNote/Contract_ID"/>
                       <w:tag w:val="#Nav: Terminated_Credit_Note/50117"/>
-                      <w:id w:val="1781762321"/>
+                      <w:id w:val="144943734"/>
                       <w:placeholder>
                         <w:docPart w:val="DefaultPlaceholder_-1854013440"/>
                       </w:placeholder>
@@ -734,11 +711,9 @@
                       <w:text/>
                     </w:sdtPr>
                     <w:sdtContent>
-                      <w:proofErr w:type="spellStart"/>
                       <w:r>
                         <w:t>Contract_ID</w:t>
                       </w:r>
-                      <w:proofErr w:type="spellEnd"/>
                     </w:sdtContent>
                   </w:sdt>
                 </w:p>
@@ -752,7 +727,7 @@
                 <w:sdtPr>
                   <w:alias w:val="#Nav: /CreditNote/Customer/Address"/>
                   <w:tag w:val="#Nav: Terminated_Credit_Note/50117"/>
-                  <w:id w:val="-571190835"/>
+                  <w:id w:val="-1324192428"/>
                   <w:placeholder>
                     <w:docPart w:val="DefaultPlaceholder_-1854013440"/>
                   </w:placeholder>
@@ -794,7 +769,7 @@
                     <w:sdtPr>
                       <w:alias w:val="#Nav: /CreditNote/Tenancy_Contract/Property_Name"/>
                       <w:tag w:val="#Nav: Terminated_Credit_Note/50117"/>
-                      <w:id w:val="-221219575"/>
+                      <w:id w:val="710087038"/>
                       <w:placeholder>
                         <w:docPart w:val="DefaultPlaceholder_-1854013440"/>
                       </w:placeholder>
@@ -802,11 +777,9 @@
                       <w:text/>
                     </w:sdtPr>
                     <w:sdtContent>
-                      <w:proofErr w:type="spellStart"/>
                       <w:r>
                         <w:t>Property_Name</w:t>
                       </w:r>
-                      <w:proofErr w:type="spellEnd"/>
                     </w:sdtContent>
                   </w:sdt>
                 </w:p>
@@ -833,7 +806,7 @@
                     <w:sdtPr>
                       <w:alias w:val="#Nav: /CreditNote/Customer/Phone_No_"/>
                       <w:tag w:val="#Nav: Terminated_Credit_Note/50117"/>
-                      <w:id w:val="-246038617"/>
+                      <w:id w:val="-1221289530"/>
                       <w:placeholder>
                         <w:docPart w:val="DefaultPlaceholder_-1854013440"/>
                       </w:placeholder>
@@ -841,13 +814,8 @@
                       <w:text/>
                     </w:sdtPr>
                     <w:sdtContent>
-                      <w:proofErr w:type="spellStart"/>
                       <w:r>
-                        <w:t>Phone_No</w:t>
-                      </w:r>
-                      <w:proofErr w:type="spellEnd"/>
-                      <w:r>
-                        <w:t>_</w:t>
+                        <w:t>Phone_No_</w:t>
                       </w:r>
                     </w:sdtContent>
                   </w:sdt>
@@ -870,7 +838,7 @@
                     <w:sdtPr>
                       <w:alias w:val="#Nav: /CreditNote/Tenancy_Contract/unit_Name"/>
                       <w:tag w:val="#Nav: Terminated_Credit_Note/50117"/>
-                      <w:id w:val="-70965404"/>
+                      <w:id w:val="962771479"/>
                       <w:placeholder>
                         <w:docPart w:val="DefaultPlaceholder_-1854013440"/>
                       </w:placeholder>
@@ -878,11 +846,9 @@
                       <w:text/>
                     </w:sdtPr>
                     <w:sdtContent>
-                      <w:proofErr w:type="spellStart"/>
                       <w:r>
                         <w:t>unit_Name</w:t>
                       </w:r>
-                      <w:proofErr w:type="spellEnd"/>
                     </w:sdtContent>
                   </w:sdt>
                 </w:p>
@@ -909,7 +875,7 @@
                     <w:sdtPr>
                       <w:alias w:val="#Nav: /CreditNote/Customer/E_Mail"/>
                       <w:tag w:val="#Nav: Terminated_Credit_Note/50117"/>
-                      <w:id w:val="-1117142139"/>
+                      <w:id w:val="-1577504815"/>
                       <w:placeholder>
                         <w:docPart w:val="DefaultPlaceholder_-1854013440"/>
                       </w:placeholder>
@@ -917,11 +883,9 @@
                       <w:text/>
                     </w:sdtPr>
                     <w:sdtContent>
-                      <w:proofErr w:type="spellStart"/>
                       <w:r>
                         <w:t>E_Mail</w:t>
                       </w:r>
-                      <w:proofErr w:type="spellEnd"/>
                     </w:sdtContent>
                   </w:sdt>
                 </w:p>
@@ -933,7 +897,7 @@
                     <w:sdtPr>
                       <w:alias w:val="#Nav: /CreditNote/Customer/Cus_TRN"/>
                       <w:tag w:val="#Nav: Terminated_Credit_Note/50117"/>
-                      <w:id w:val="-557550509"/>
+                      <w:id w:val="878749338"/>
                       <w:placeholder>
                         <w:docPart w:val="DefaultPlaceholder_-1854013440"/>
                       </w:placeholder>
@@ -941,11 +905,9 @@
                       <w:text/>
                     </w:sdtPr>
                     <w:sdtContent>
-                      <w:proofErr w:type="spellStart"/>
                       <w:r>
                         <w:t>Cus_TRN</w:t>
                       </w:r>
-                      <w:proofErr w:type="spellEnd"/>
                     </w:sdtContent>
                   </w:sdt>
                 </w:p>
@@ -967,7 +929,7 @@
                     <w:sdtPr>
                       <w:alias w:val="#Nav: /CreditNote/Contract_Start_Date"/>
                       <w:tag w:val="#Nav: Terminated_Credit_Note/50117"/>
-                      <w:id w:val="-1724979407"/>
+                      <w:id w:val="116268625"/>
                       <w:placeholder>
                         <w:docPart w:val="DefaultPlaceholder_-1854013440"/>
                       </w:placeholder>
@@ -975,24 +937,19 @@
                       <w:text/>
                     </w:sdtPr>
                     <w:sdtContent>
-                      <w:proofErr w:type="spellStart"/>
                       <w:r>
                         <w:t>Contract_Start_Date</w:t>
                       </w:r>
                     </w:sdtContent>
                   </w:sdt>
                   <w:r>
-                    <w:t>To</w:t>
-                  </w:r>
-                  <w:proofErr w:type="spellEnd"/>
-                  <w:r>
-                    <w:t xml:space="preserve"> </w:t>
+                    <w:t xml:space="preserve">To </w:t>
                   </w:r>
                   <w:sdt>
                     <w:sdtPr>
                       <w:alias w:val="#Nav: /CreditNote/Contract_End_Date"/>
                       <w:tag w:val="#Nav: Terminated_Credit_Note/50117"/>
-                      <w:id w:val="138477662"/>
+                      <w:id w:val="66087422"/>
                       <w:placeholder>
                         <w:docPart w:val="DefaultPlaceholder_-1854013440"/>
                       </w:placeholder>
@@ -1000,11 +957,9 @@
                       <w:text/>
                     </w:sdtPr>
                     <w:sdtContent>
-                      <w:proofErr w:type="spellStart"/>
                       <w:r>
                         <w:t>Contract_End_Date</w:t>
                       </w:r>
-                      <w:proofErr w:type="spellEnd"/>
                     </w:sdtContent>
                   </w:sdt>
                   <w:r>
@@ -1019,7 +974,7 @@
                     <w:sdtPr>
                       <w:alias w:val="#Nav: /CreditNote/Tenancy_Contract/Contract_Tenor"/>
                       <w:tag w:val="#Nav: Terminated_Credit_Note/50117"/>
-                      <w:id w:val="-2026088528"/>
+                      <w:id w:val="1654024303"/>
                       <w:placeholder>
                         <w:docPart w:val="DefaultPlaceholder_-1854013440"/>
                       </w:placeholder>
@@ -1027,11 +982,9 @@
                       <w:text/>
                     </w:sdtPr>
                     <w:sdtContent>
-                      <w:proofErr w:type="spellStart"/>
                       <w:r>
                         <w:t>Contract_Tenor</w:t>
                       </w:r>
-                      <w:proofErr w:type="spellEnd"/>
                     </w:sdtContent>
                   </w:sdt>
                 </w:p>
@@ -1214,7 +1167,7 @@
                         <w:sdtPr>
                           <w:alias w:val="#Nav: /CreditNote/Billing_Calculation_CN/Serial_No"/>
                           <w:tag w:val="#Nav: Terminated_Credit_Note/50117"/>
-                          <w:id w:val="-307169583"/>
+                          <w:id w:val="209858922"/>
                           <w:placeholder>
                             <w:docPart w:val="DefaultPlaceholder_-1854013440"/>
                           </w:placeholder>
@@ -1234,11 +1187,9 @@
                                   <w:bCs/>
                                 </w:rPr>
                               </w:pPr>
-                              <w:proofErr w:type="spellStart"/>
                               <w:r>
                                 <w:t>Serial_No</w:t>
                               </w:r>
-                              <w:proofErr w:type="spellEnd"/>
                             </w:p>
                           </w:tc>
                         </w:sdtContent>
@@ -1247,7 +1198,7 @@
                         <w:sdtPr>
                           <w:alias w:val="#Nav: /CreditNote/Billing_Calculation_CN/Item"/>
                           <w:tag w:val="#Nav: Terminated_Credit_Note/50117"/>
-                          <w:id w:val="549664506"/>
+                          <w:id w:val="92595204"/>
                           <w:placeholder>
                             <w:docPart w:val="DefaultPlaceholder_-1854013440"/>
                           </w:placeholder>
@@ -1278,7 +1229,7 @@
                         <w:sdtPr>
                           <w:alias w:val="#Nav: /CreditNote/Billing_Calculation_CN/Amount"/>
                           <w:tag w:val="#Nav: Terminated_Credit_Note/50117"/>
-                          <w:id w:val="1297496973"/>
+                          <w:id w:val="-1425404988"/>
                           <w:placeholder>
                             <w:docPart w:val="DefaultPlaceholder_-1854013440"/>
                           </w:placeholder>
@@ -1302,22 +1253,39 @@
                           </w:tc>
                         </w:sdtContent>
                       </w:sdt>
-                      <w:tc>
-                        <w:tcPr>
-                          <w:tcW w:w="992" w:type="dxa"/>
-                          <w:shd w:val="clear" w:color="auto" w:fill="FFFFFF" w:themeFill="background1"/>
-                        </w:tcPr>
-                        <w:p>
-                          <w:pPr>
-                            <w:jc w:val="right"/>
-                          </w:pPr>
-                        </w:p>
-                      </w:tc>
+                      <w:sdt>
+                        <w:sdtPr>
+                          <w:id w:val="-785110892"/>
+                          <w:placeholder>
+                            <w:docPart w:val="DefaultPlaceholder_-1854013440"/>
+                          </w:placeholder>
+                          <w:dataBinding w:prefixMappings="xmlns:ns0='urn:microsoft-dynamics-nav/reports/Terminated_Credit_Note/50117/'" w:xpath="/ns0:NavWordReportXmlPart[1]/ns0:CreditNote[1]/ns0:Billing_Calculation_CN[1]/ns0:VAT__[1]" w:storeItemID="{9366FD7D-A5AF-457C-ABE7-51420E07DC3A}"/>
+                          <w:text/>
+                          <w:alias w:val="#Nav: /CreditNote/Billing_Calculation_CN/VAT__"/>
+                          <w:tag w:val="#Nav: Terminated_Credit_Note/50117"/>
+                        </w:sdtPr>
+                        <w:sdtContent>
+                          <w:tc>
+                            <w:tcPr>
+                              <w:tcW w:w="992" w:type="dxa"/>
+                              <w:shd w:val="clear" w:color="auto" w:fill="FFFFFF" w:themeFill="background1"/>
+                            </w:tcPr>
+                            <w:p>
+                              <w:pPr>
+                                <w:jc w:val="right"/>
+                              </w:pPr>
+                              <w:r>
+                                <w:t>VAT__</w:t>
+                              </w:r>
+                            </w:p>
+                          </w:tc>
+                        </w:sdtContent>
+                      </w:sdt>
                       <w:sdt>
                         <w:sdtPr>
                           <w:alias w:val="#Nav: /CreditNote/Billing_Calculation_CN/VAT_Amount"/>
                           <w:tag w:val="#Nav: Terminated_Credit_Note/50117"/>
-                          <w:id w:val="-696310155"/>
+                          <w:id w:val="629202258"/>
                           <w:placeholder>
                             <w:docPart w:val="DefaultPlaceholder_-1854013440"/>
                           </w:placeholder>
@@ -1334,20 +1302,22 @@
                               <w:pPr>
                                 <w:jc w:val="right"/>
                               </w:pPr>
-                              <w:proofErr w:type="spellStart"/>
                               <w:r>
                                 <w:t>VAT_Amount</w:t>
                               </w:r>
-                              <w:proofErr w:type="spellEnd"/>
                             </w:p>
                           </w:tc>
                         </w:sdtContent>
                       </w:sdt>
                       <w:sdt>
                         <w:sdtPr>
+                          <w:rPr>
+                            <w:b/>
+                            <w:bCs/>
+                          </w:rPr>
                           <w:alias w:val="#Nav: /CreditNote/Billing_Calculation_CN/AInVAT"/>
                           <w:tag w:val="#Nav: Terminated_Credit_Note/50117"/>
-                          <w:id w:val="-1079896725"/>
+                          <w:id w:val="-780733615"/>
                           <w:placeholder>
                             <w:docPart w:val="DefaultPlaceholder_-1854013440"/>
                           </w:placeholder>
@@ -1368,11 +1338,13 @@
                                   <w:bCs/>
                                 </w:rPr>
                               </w:pPr>
-                              <w:proofErr w:type="spellStart"/>
                               <w:r>
+                                <w:rPr>
+                                  <w:b/>
+                                  <w:bCs/>
+                                </w:rPr>
                                 <w:t>AInVAT</w:t>
                               </w:r>
-                              <w:proofErr w:type="spellEnd"/>
                             </w:p>
                           </w:tc>
                         </w:sdtContent>
@@ -1471,7 +1443,7 @@
                   </w:rPr>
                   <w:alias w:val="#Nav: /CreditNote/Totals/TAInclVAT"/>
                   <w:tag w:val="#Nav: Terminated_Credit_Note/50117"/>
-                  <w:id w:val="-500661054"/>
+                  <w:id w:val="2090654026"/>
                   <w:placeholder>
                     <w:docPart w:val="DefaultPlaceholder_-1854013440"/>
                   </w:placeholder>
@@ -1492,7 +1464,6 @@
                           <w:bCs/>
                         </w:rPr>
                       </w:pPr>
-                      <w:proofErr w:type="spellStart"/>
                       <w:r>
                         <w:rPr>
                           <w:b/>
@@ -1500,7 +1471,6 @@
                         </w:rPr>
                         <w:t>TAInclVAT</w:t>
                       </w:r>
-                      <w:proofErr w:type="spellEnd"/>
                     </w:p>
                   </w:tc>
                 </w:sdtContent>
@@ -1551,11 +1521,9 @@
                       <w:text/>
                     </w:sdtPr>
                     <w:sdtContent>
-                      <w:proofErr w:type="spellStart"/>
                       <w:r>
                         <w:t>AmountInWords</w:t>
                       </w:r>
-                      <w:proofErr w:type="spellEnd"/>
                     </w:sdtContent>
                   </w:sdt>
                 </w:p>
@@ -1666,11 +1634,9 @@
                       <w:text/>
                     </w:sdtPr>
                     <w:sdtContent>
-                      <w:proofErr w:type="spellStart"/>
                       <w:r>
                         <w:t>CompanyName</w:t>
                       </w:r>
-                      <w:proofErr w:type="spellEnd"/>
                     </w:sdtContent>
                   </w:sdt>
                 </w:p>
@@ -1700,11 +1666,9 @@
                       <w:text/>
                     </w:sdtPr>
                     <w:sdtContent>
-                      <w:proofErr w:type="spellStart"/>
                       <w:r>
                         <w:t>BankAccountName</w:t>
                       </w:r>
-                      <w:proofErr w:type="spellEnd"/>
                     </w:sdtContent>
                   </w:sdt>
                 </w:p>
@@ -1757,11 +1721,9 @@
                       <w:text/>
                     </w:sdtPr>
                     <w:sdtContent>
-                      <w:proofErr w:type="spellStart"/>
                       <w:r>
                         <w:t>BankAccountNo</w:t>
                       </w:r>
-                      <w:proofErr w:type="spellEnd"/>
                     </w:sdtContent>
                   </w:sdt>
                 </w:p>
@@ -1814,11 +1776,9 @@
                       <w:text/>
                     </w:sdtPr>
                     <w:sdtContent>
-                      <w:proofErr w:type="spellStart"/>
                       <w:r>
                         <w:t>BankIBAN</w:t>
                       </w:r>
-                      <w:proofErr w:type="spellEnd"/>
                     </w:sdtContent>
                   </w:sdt>
                 </w:p>
@@ -1871,11 +1831,9 @@
                       <w:text/>
                     </w:sdtPr>
                     <w:sdtContent>
-                      <w:proofErr w:type="spellStart"/>
                       <w:r>
                         <w:t>BankSwiftCode</w:t>
                       </w:r>
-                      <w:proofErr w:type="spellEnd"/>
                     </w:sdtContent>
                   </w:sdt>
                 </w:p>
@@ -1928,11 +1886,9 @@
                       <w:text/>
                     </w:sdtPr>
                     <w:sdtContent>
-                      <w:proofErr w:type="spellStart"/>
                       <w:r>
                         <w:t>BankBranch</w:t>
                       </w:r>
-                      <w:proofErr w:type="spellEnd"/>
                     </w:sdtContent>
                   </w:sdt>
                 </w:p>
@@ -2739,11 +2695,15 @@
     <w:rsid w:val="00036581"/>
     <w:rsid w:val="006B4EF0"/>
     <w:rsid w:val="00875BAF"/>
+    <w:rsid w:val="008C22D1"/>
     <w:rsid w:val="0090195E"/>
     <w:rsid w:val="009C3F39"/>
+    <w:rsid w:val="00A2085A"/>
     <w:rsid w:val="00BA176D"/>
+    <w:rsid w:val="00C33764"/>
     <w:rsid w:val="00C578A6"/>
     <w:rsid w:val="00D977C8"/>
+    <w:rsid w:val="00DF4AAC"/>
     <w:rsid w:val="00E134C4"/>
     <w:rsid w:val="00E208C3"/>
     <w:rsid w:val="00E4641F"/>
@@ -3513,9 +3473,7 @@
 </a:theme>
 </file>
 
-<file path=customXml/item1.xml>��< ? x m l   v e r s i o n = " 1 . 0 "   e n c o d i n g = " u t f - 1 6 " ? > - 
- < N a v W o r d R e p o r t X m l P a r t   x m l n s = " u r n : m i c r o s o f t - d y n a m i c s - n a v / r e p o r t s / T e r m i n a t e d _ C r e d i t _ N o t e / 5 0 1 1 7 / " > +<file path=customXml/item1.xml>��< ? x m l   v e r s i o n = " 1 . 0 "   e n c o d i n g = " u t f - 1 6 " ? > < N a v W o r d R e p o r t X m l P a r t   x m l n s = " u r n : m i c r o s o f t - d y n a m i c s - n a v / r e p o r t s / T e r m i n a t e d _ C r e d i t _ N o t e / 5 0 1 1 7 / " >   
      < B C R e p o r t I n f o r m a t i o n >   
@@ -3632,6 +3590,8 @@
              < S e r i a l _ N o > S e r i a l _ N o < / S e r i a l _ N o >   
              < V A T _ A m o u n t > V A T _ A m o u n t < / V A T _ A m o u n t > + 
+             < V A T _ _ > V A T _ _ < / V A T _ _ >   
          < / B i l l i n g _ C a l c u l a t i o n _ C N >   
